--- a/CR_TP2_Exercice.docx
+++ b/CR_TP2_Exercice.docx
@@ -32,6 +32,24 @@
           <w:szCs w:val="32"/>
         </w:rPr>
         <w:t>— TP 2 (Partie 2)</w:t>
+      </w:r>
+      <w:r>
+        <w:rPr>
+          <w:b/>
+          <w:bCs/>
+          <w:sz w:val="32"/>
+          <w:szCs w:val="32"/>
+        </w:rPr>
+        <w:t xml:space="preserve"> lien Jupiter : </w:t>
+      </w:r>
+      <w:r>
+        <w:rPr>
+          <w:b/>
+          <w:bCs/>
+          <w:sz w:val="32"/>
+          <w:szCs w:val="32"/>
+        </w:rPr>
+        <w:t>https://colab.research.google.com/drive/1QBXQJ2SZLq0V90J3cUzMxZK0svZt8OwP#scrollTo=PlIxU8--sJUN&amp;uniqifier=2</w:t>
       </w:r>
     </w:p>
     <w:p>
@@ -296,14 +314,7 @@
           <w:i/>
           <w:iCs/>
         </w:rPr>
-        <w:t xml:space="preserve">Image </w:t>
-      </w:r>
-      <w:r>
-        <w:rPr>
-          <w:i/>
-          <w:iCs/>
-        </w:rPr>
-        <w:t xml:space="preserve">1 — Téléchargement et chargement du </w:t>
+        <w:t xml:space="preserve">Image 1 — Téléchargement et chargement du </w:t>
       </w:r>
       <w:proofErr w:type="spellStart"/>
       <w:r>
@@ -398,14 +409,7 @@
           <w:i/>
           <w:iCs/>
         </w:rPr>
-        <w:t>Image</w:t>
-      </w:r>
-      <w:r>
-        <w:rPr>
-          <w:i/>
-          <w:iCs/>
-        </w:rPr>
-        <w:t xml:space="preserve"> 2 — Vérification du nombre de classes et des noms des classes (cat/dog)</w:t>
+        <w:t>Image 2 — Vérification du nombre de classes et des noms des classes (cat/dog)</w:t>
       </w:r>
     </w:p>
     <w:p>
@@ -467,14 +471,7 @@
           <w:i/>
           <w:iCs/>
         </w:rPr>
-        <w:t>Imag</w:t>
-      </w:r>
-      <w:r>
-        <w:rPr>
-          <w:i/>
-          <w:iCs/>
-        </w:rPr>
-        <w:t xml:space="preserve">e 3 — Confirmation finale des classes du </w:t>
+        <w:t xml:space="preserve">Image 3 — Confirmation finale des classes du </w:t>
       </w:r>
       <w:proofErr w:type="spellStart"/>
       <w:r>
@@ -722,14 +719,7 @@
           <w:i/>
           <w:iCs/>
         </w:rPr>
-        <w:t>Image</w:t>
-      </w:r>
-      <w:r>
-        <w:rPr>
-          <w:i/>
-          <w:iCs/>
-        </w:rPr>
-        <w:t xml:space="preserve"> 4 — Code de construction des quatre architectures (dictionnaire architectures et boucle de construction)</w:t>
+        <w:t>Image 4 — Code de construction des quatre architectures (dictionnaire architectures et boucle de construction)</w:t>
       </w:r>
     </w:p>
     <w:p>
@@ -807,14 +797,7 @@
           <w:i/>
           <w:iCs/>
         </w:rPr>
-        <w:t>Image</w:t>
-      </w:r>
-      <w:r>
-        <w:rPr>
-          <w:i/>
-          <w:iCs/>
-        </w:rPr>
-        <w:t xml:space="preserve"> 5 — Téléchargement des poids </w:t>
+        <w:t xml:space="preserve">Image 5 — Téléchargement des poids </w:t>
       </w:r>
       <w:proofErr w:type="spellStart"/>
       <w:r>
@@ -925,14 +908,7 @@
           <w:i/>
           <w:iCs/>
         </w:rPr>
-        <w:t>Imag</w:t>
-      </w:r>
-      <w:r>
-        <w:rPr>
-          <w:i/>
-          <w:iCs/>
-        </w:rPr>
-        <w:t xml:space="preserve">e 6 — Préparation du </w:t>
+        <w:t xml:space="preserve">Image 6 — Préparation du </w:t>
       </w:r>
       <w:proofErr w:type="spellStart"/>
       <w:r>
@@ -1128,14 +1104,7 @@
           <w:i/>
           <w:iCs/>
         </w:rPr>
-        <w:t>Imag</w:t>
-      </w:r>
-      <w:r>
-        <w:rPr>
-          <w:i/>
-          <w:iCs/>
-        </w:rPr>
-        <w:t>e 7 — Suivi de l'entraînement (</w:t>
+        <w:t>Image 7 — Suivi de l'entraînement (</w:t>
       </w:r>
       <w:proofErr w:type="spellStart"/>
       <w:r>
@@ -1283,12 +1252,6 @@
         <w:gridCol w:w="1360"/>
       </w:tblGrid>
       <w:tr>
-        <w:tblPrEx>
-          <w:tblCellMar>
-            <w:top w:w="0" w:type="dxa"/>
-            <w:bottom w:w="0" w:type="dxa"/>
-          </w:tblCellMar>
-        </w:tblPrEx>
         <w:trPr>
           <w:tblHeader/>
         </w:trPr>
@@ -1408,12 +1371,6 @@
         </w:tc>
       </w:tr>
       <w:tr>
-        <w:tblPrEx>
-          <w:tblCellMar>
-            <w:top w:w="0" w:type="dxa"/>
-            <w:bottom w:w="0" w:type="dxa"/>
-          </w:tblCellMar>
-        </w:tblPrEx>
         <w:tc>
           <w:tcPr>
             <w:tcW w:w="2200" w:type="dxa"/>
@@ -1494,12 +1451,6 @@
         </w:tc>
       </w:tr>
       <w:tr>
-        <w:tblPrEx>
-          <w:tblCellMar>
-            <w:top w:w="0" w:type="dxa"/>
-            <w:bottom w:w="0" w:type="dxa"/>
-          </w:tblCellMar>
-        </w:tblPrEx>
         <w:tc>
           <w:tcPr>
             <w:tcW w:w="2200" w:type="dxa"/>
@@ -1580,12 +1531,6 @@
         </w:tc>
       </w:tr>
       <w:tr>
-        <w:tblPrEx>
-          <w:tblCellMar>
-            <w:top w:w="0" w:type="dxa"/>
-            <w:bottom w:w="0" w:type="dxa"/>
-          </w:tblCellMar>
-        </w:tblPrEx>
         <w:tc>
           <w:tcPr>
             <w:tcW w:w="2200" w:type="dxa"/>
@@ -1666,12 +1611,6 @@
         </w:tc>
       </w:tr>
       <w:tr>
-        <w:tblPrEx>
-          <w:tblCellMar>
-            <w:top w:w="0" w:type="dxa"/>
-            <w:bottom w:w="0" w:type="dxa"/>
-          </w:tblCellMar>
-        </w:tblPrEx>
         <w:tc>
           <w:tcPr>
             <w:tcW w:w="2200" w:type="dxa"/>
@@ -1816,14 +1755,7 @@
           <w:i/>
           <w:iCs/>
         </w:rPr>
-        <w:t>Image</w:t>
-      </w:r>
-      <w:r>
-        <w:rPr>
-          <w:i/>
-          <w:iCs/>
-        </w:rPr>
-        <w:t xml:space="preserve"> 8 — Résultats d'évaluation affichés dans le notebook</w:t>
+        <w:t>Image 8 — Résultats d'évaluation affichés dans le notebook</w:t>
       </w:r>
     </w:p>
     <w:p>
@@ -1885,14 +1817,7 @@
           <w:i/>
           <w:iCs/>
         </w:rPr>
-        <w:t>Imag</w:t>
-      </w:r>
-      <w:r>
-        <w:rPr>
-          <w:i/>
-          <w:iCs/>
-        </w:rPr>
-        <w:t>e 9 — Tableau comparatif complet, courbes ROC et comparaison de l'</w:t>
+        <w:t>Image 9 — Tableau comparatif complet, courbes ROC et comparaison de l'</w:t>
       </w:r>
       <w:proofErr w:type="spellStart"/>
       <w:r>
@@ -2028,14 +1953,7 @@
           <w:i/>
           <w:iCs/>
         </w:rPr>
-        <w:t>Image</w:t>
-      </w:r>
-      <w:r>
-        <w:rPr>
-          <w:i/>
-          <w:iCs/>
-        </w:rPr>
-        <w:t xml:space="preserve"> 10 — Exemples d'images mal classées (vrai label vs label prédit)</w:t>
+        <w:t>Image 10 — Exemples d'images mal classées (vrai label vs label prédit)</w:t>
       </w:r>
     </w:p>
     <w:p>
@@ -2234,14 +2152,7 @@
           <w:i/>
           <w:iCs/>
         </w:rPr>
-        <w:t>Image</w:t>
-      </w:r>
-      <w:r>
-        <w:rPr>
-          <w:i/>
-          <w:iCs/>
-        </w:rPr>
-        <w:t xml:space="preserve"> 11 — Comparaison de l'</w:t>
+        <w:t>Image 11 — Comparaison de l'</w:t>
       </w:r>
       <w:proofErr w:type="spellStart"/>
       <w:r>
@@ -2351,14 +2262,7 @@
           <w:i/>
           <w:iCs/>
         </w:rPr>
-        <w:t xml:space="preserve">Image </w:t>
-      </w:r>
-      <w:r>
-        <w:rPr>
-          <w:i/>
-          <w:iCs/>
-        </w:rPr>
-        <w:t xml:space="preserve">12 — </w:t>
+        <w:t xml:space="preserve">Image 12 — </w:t>
       </w:r>
       <w:proofErr w:type="spellStart"/>
       <w:r>
@@ -2451,10 +2355,7 @@
       </w:r>
       <w:proofErr w:type="spellEnd"/>
       <w:r>
-        <w:t xml:space="preserve"> pour une tâche de classification binaire. Les quatre modèles atteignent des performances très élevées</w:t>
-      </w:r>
-      <w:r>
-        <w:t xml:space="preserve"> (</w:t>
+        <w:t xml:space="preserve"> pour une tâche de classification binaire. Les quatre modèles atteignent des performances très élevées (</w:t>
       </w:r>
       <w:proofErr w:type="spellStart"/>
       <w:r>
